--- a/src/Tests/Inputs/brochures/08/input.docx
+++ b/src/Tests/Inputs/brochures/08/input.docx
@@ -1,6 +1,6 @@
 
 <file path=word/document.xml><?xml version="1.0" encoding="utf-8"?>
-<w:document xmlns:wpc="http://schemas.microsoft.com/office/word/2010/wordprocessingCanvas" xmlns:cx="http://schemas.microsoft.com/office/drawing/2014/chartex" xmlns:cx1="http://schemas.microsoft.com/office/drawing/2015/9/8/chartex" xmlns:cx2="http://schemas.microsoft.com/office/drawing/2015/10/21/chartex" xmlns:cx3="http://schemas.microsoft.com/office/drawing/2016/5/9/chartex" xmlns:cx4="http://schemas.microsoft.com/office/drawing/2016/5/10/chartex" xmlns:cx5="http://schemas.microsoft.com/office/drawing/2016/5/11/chartex" xmlns:cx6="http://schemas.microsoft.com/office/drawing/2016/5/12/chartex" xmlns:cx7="http://schemas.microsoft.com/office/drawing/2016/5/13/chartex" xmlns:cx8="http://schemas.microsoft.com/office/drawing/2016/5/14/chartex" xmlns:mc="http://schemas.openxmlformats.org/markup-compatibility/2006" xmlns:aink="http://schemas.microsoft.com/office/drawing/2016/ink" xmlns:am3d="http://schemas.microsoft.com/office/drawing/2017/model3d" xmlns:o="urn:schemas-microsoft-com:office:office" xmlns:oel="http://schemas.microsoft.com/office/2019/extlst" xmlns:r="http://schemas.openxmlformats.org/officeDocument/2006/relationships" xmlns:m="http://schemas.openxmlformats.org/officeDocument/2006/math" xmlns:v="urn:schemas-microsoft-com:vml" xmlns:wp14="http://schemas.microsoft.com/office/word/2010/wordprocessingDrawing" xmlns:wp="http://schemas.openxmlformats.org/drawingml/2006/wordprocessingDrawing" xmlns:w10="urn:schemas-microsoft-com:office:word" xmlns:w="http://schemas.openxmlformats.org/wordprocessingml/2006/main" xmlns:w14="http://schemas.microsoft.com/office/word/2010/wordml" xmlns:w15="http://schemas.microsoft.com/office/word/2012/wordml" xmlns:w16cex="http://schemas.microsoft.com/office/word/2018/wordml/cex" xmlns:w16cid="http://schemas.microsoft.com/office/word/2016/wordml/cid" xmlns:w16="http://schemas.microsoft.com/office/word/2018/wordml" xmlns:w16du="http://schemas.microsoft.com/office/word/2023/wordml/word16du" xmlns:w16sdtdh="http://schemas.microsoft.com/office/word/2020/wordml/sdtdatahash" xmlns:w16se="http://schemas.microsoft.com/office/word/2015/wordml/symex" xmlns:wpg="http://schemas.microsoft.com/office/word/2010/wordprocessingGroup" xmlns:wpi="http://schemas.microsoft.com/office/word/2010/wordprocessingInk" xmlns:wne="http://schemas.microsoft.com/office/word/2006/wordml" xmlns:wps="http://schemas.microsoft.com/office/word/2010/wordprocessingShape" mc:Ignorable="w14 w15 w16se w16cid w16 w16cex w16sdtdh w16du wp14">
+<w:document xmlns:a="http://schemas.openxmlformats.org/drawingml/2006/main" xmlns:adec="http://schemas.microsoft.com/office/drawing/2017/decorative" xmlns:wpc="http://schemas.microsoft.com/office/word/2010/wordprocessingCanvas" xmlns:cx="http://schemas.microsoft.com/office/drawing/2014/chartex" xmlns:cx1="http://schemas.microsoft.com/office/drawing/2015/9/8/chartex" xmlns:cx2="http://schemas.microsoft.com/office/drawing/2015/10/21/chartex" xmlns:cx3="http://schemas.microsoft.com/office/drawing/2016/5/9/chartex" xmlns:cx4="http://schemas.microsoft.com/office/drawing/2016/5/10/chartex" xmlns:cx5="http://schemas.microsoft.com/office/drawing/2016/5/11/chartex" xmlns:cx6="http://schemas.microsoft.com/office/drawing/2016/5/12/chartex" xmlns:cx7="http://schemas.microsoft.com/office/drawing/2016/5/13/chartex" xmlns:cx8="http://schemas.microsoft.com/office/drawing/2016/5/14/chartex" xmlns:mc="http://schemas.openxmlformats.org/markup-compatibility/2006" xmlns:aink="http://schemas.microsoft.com/office/drawing/2016/ink" xmlns:am3d="http://schemas.microsoft.com/office/drawing/2017/model3d" xmlns:o="urn:schemas-microsoft-com:office:office" xmlns:oel="http://schemas.microsoft.com/office/2019/extlst" xmlns:r="http://schemas.openxmlformats.org/officeDocument/2006/relationships" xmlns:m="http://schemas.openxmlformats.org/officeDocument/2006/math" xmlns:v="urn:schemas-microsoft-com:vml" xmlns:wp14="http://schemas.microsoft.com/office/word/2010/wordprocessingDrawing" xmlns:wp="http://schemas.openxmlformats.org/drawingml/2006/wordprocessingDrawing" xmlns:w10="urn:schemas-microsoft-com:office:word" xmlns:w="http://schemas.openxmlformats.org/wordprocessingml/2006/main" xmlns:w14="http://schemas.microsoft.com/office/word/2010/wordml" xmlns:w15="http://schemas.microsoft.com/office/word/2012/wordml" xmlns:w16cex="http://schemas.microsoft.com/office/word/2018/wordml/cex" xmlns:w16cid="http://schemas.microsoft.com/office/word/2016/wordml/cid" xmlns:w16="http://schemas.microsoft.com/office/word/2018/wordml" xmlns:w16du="http://schemas.microsoft.com/office/word/2023/wordml/word16du" xmlns:w16sdtdh="http://schemas.microsoft.com/office/word/2020/wordml/sdtdatahash" xmlns:w16se="http://schemas.microsoft.com/office/word/2015/wordml/symex" xmlns:wpg="http://schemas.microsoft.com/office/word/2010/wordprocessingGroup" xmlns:wpi="http://schemas.microsoft.com/office/word/2010/wordprocessingInk" xmlns:wne="http://schemas.microsoft.com/office/word/2006/wordml" xmlns:wps="http://schemas.microsoft.com/office/word/2010/wordprocessingShape" mc:Ignorable="w14 w15 w16se w16cid w16 w16cex w16sdtdh w16du wp14">
   <w:body>
     <w:p>
       <w:pPr>
@@ -14,7 +14,7 @@
         <mc:AlternateContent>
           <mc:Choice Requires="wpg">
             <w:drawing>
-              <wp:anchor distT="0" distB="0" distL="114300" distR="114300" simplePos="0" relativeHeight="251659264" behindDoc="1" locked="1" layoutInCell="1" allowOverlap="1" wp14:anchorId="480395E0" wp14:editId="3E87D14F">
+              <wp:anchor distT="0" distB="0" distL="114300" distR="114300" simplePos="0" relativeHeight="251659264" behindDoc="1" locked="1" layoutInCell="1" allowOverlap="1" wp14:editId="3E87D14F" wp14:anchorId="480395E0">
                 <wp:simplePos x="0" y="0"/>
                 <wp:positionH relativeFrom="page">
                   <wp:posOffset>236220</wp:posOffset>
@@ -769,33 +769,33 @@
           </mc:Choice>
           <mc:Fallback>
             <w:pict>
-              <v:group w14:anchorId="31CBC51D" id="Group 5" o:spid="_x0000_s1026" alt="Images and shapes of background" style="position:absolute;margin-left:18.6pt;margin-top:18.6pt;width:755.2pt;height:577.7pt;z-index:-251657216;mso-width-percent:954;mso-height-percent:945;mso-position-horizontal-relative:page;mso-width-percent:954;mso-height-percent:945" coordsize="95960,73386" o:gfxdata="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">
+              <v:group id="Group 5" style="position:absolute;margin-left:18.6pt;margin-top:18.6pt;width:755.2pt;height:577.7pt;z-index:-251657216;mso-width-percent:954;mso-height-percent:945;mso-position-horizontal-relative:page;mso-width-percent:954;mso-height-percent:945" alt="Images and shapes of background" coordsize="95960,73386" o:spid="_x0000_s1026" o:gfxdata="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" w14:anchorId="31CBC51D">
                 <o:lock v:ext="edit" aspectratio="t"/>
-                <v:rect id="Rectangle 40" o:spid="_x0000_s1027" style="position:absolute;left:63899;width:32004;height:73152;visibility:visible;mso-wrap-style:square;v-text-anchor:middle" o:gfxdata="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" fillcolor="#0e2841 [3215]" stroked="f" strokeweight="1pt"/>
-                <v:rect id="Rectangle 40" o:spid="_x0000_s1028" alt="City Scape" style="position:absolute;left:63899;width:32004;height:73152;visibility:visible;mso-wrap-style:square;v-text-anchor:middle" o:gfxdata="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" stroked="f" strokeweight="1pt">
-                  <v:fill r:id="rId13" o:title="City Scape" opacity=".5" recolor="t" rotate="t" type="frame"/>
+                <v:rect id="Rectangle 40" style="position:absolute;left:63899;width:32004;height:73152;visibility:visible;mso-wrap-style:square;v-text-anchor:middle" o:spid="_x0000_s1027" fillcolor="#0e2841 [3215]" stroked="f" strokeweight="1pt" o:gfxdata="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"/>
+                <v:rect id="Rectangle 40" style="position:absolute;left:63899;width:32004;height:73152;visibility:visible;mso-wrap-style:square;v-text-anchor:middle" alt="City Scape" o:spid="_x0000_s1028" stroked="f" strokeweight="1pt" o:gfxdata="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">
+                  <v:fill type="frame" opacity=".5" o:title="City Scape" recolor="t" rotate="t" r:id="rId13"/>
                 </v:rect>
-                <v:shape id="Freeform: Shape 31" o:spid="_x0000_s1029" style="position:absolute;left:31895;width:32004;height:49103;visibility:visible;mso-wrap-style:square;v-text-anchor:middle" coordsize="3199766,4908598" o:gfxdata="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" path="m,l3199765,r,2054859l3199766,2054859r,746016l3199764,2800875r,1454980l1600629,4908598,859,4255595r,-1454720l859,2398078r-859,l,xe" fillcolor="#c85100 [3205]" stroked="f" strokeweight="1pt">
+                <v:shape id="Freeform: Shape 31" style="position:absolute;left:31895;width:32004;height:49103;visibility:visible;mso-wrap-style:square;v-text-anchor:middle" coordsize="3199766,4908598" o:spid="_x0000_s1029" fillcolor="#c85100 [3205]" stroked="f" strokeweight="1pt" path="m,l3199765,r,2054859l3199766,2054859r,746016l3199764,2800875r,1454980l1600629,4908598,859,4255595r,-1454720l859,2398078r-859,l,xe" o:gfxdata="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">
                   <v:stroke joinstyle="miter"/>
                   <v:path arrowok="t" o:connecttype="custom" o:connectlocs="0,0;3200399,0;3200399,2055583;3200400,2055583;3200400,2801862;3200398,2801862;3200398,4257355;1600946,4910328;859,4257095;859,2801862;859,2398923;0,2398923" o:connectangles="0,0,0,0,0,0,0,0,0,0,0,0"/>
                 </v:shape>
-                <v:shape id="Freeform: Shape 28" o:spid="_x0000_s1030" style="position:absolute;left:31877;top:24673;width:32004;height:32020;rotation:90;visibility:visible;mso-wrap-style:square;v-text-anchor:middle" coordsize="3120391,3199765" o:gfxdata="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" path="m3120391,1599883l2467292,3199765,,3199765r,-635l1854517,3199130,2507616,1599248,1854777,r612516,l3120391,1599883xe" fillcolor="#ffb583 [1301]" stroked="f" strokeweight="1pt">
+                <v:shape id="Freeform: Shape 28" style="position:absolute;left:31877;top:24673;width:32004;height:32020;rotation:90;visibility:visible;mso-wrap-style:square;v-text-anchor:middle" coordsize="3120391,3199765" o:spid="_x0000_s1030" fillcolor="#ffb583 [1301]" stroked="f" strokeweight="1pt" path="m3120391,1599883l2467292,3199765,,3199765r,-635l1854517,3199130,2507616,1599248,1854777,r612516,l3120391,1599883xe" o:gfxdata="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">
                   <v:fill opacity="32896f"/>
                   <v:stroke joinstyle="miter"/>
                   <v:path arrowok="t" o:connecttype="custom" o:connectlocs="3200400,1600991;2530555,3201980;0,3201980;0,3201345;1902068,3201345;2571913,1600355;1902335,0;2530556,0;3200400,1600991" o:connectangles="0,0,0,0,0,0,0,0,0"/>
                 </v:shape>
-                <v:shape id="Freeform: Shape 25" o:spid="_x0000_s1031" style="position:absolute;left:63899;top:44849;width:31991;height:28537;visibility:visible;mso-wrap-style:square;v-text-anchor:middle" coordsize="3199132,2854156" o:gfxdata="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" path="m1599250,l3199132,653099r,1454932l3199132,2108031r,746125l,2854156,,2108031r2,l2,652839,1599250,xe" fillcolor="#c85100 [3205]" stroked="f" strokeweight="1pt">
+                <v:shape id="Freeform: Shape 25" style="position:absolute;left:63899;top:44849;width:31991;height:28537;visibility:visible;mso-wrap-style:square;v-text-anchor:middle" coordsize="3199132,2854156" o:spid="_x0000_s1031" fillcolor="#c85100 [3205]" stroked="f" strokeweight="1pt" path="m1599250,l3199132,653099r,1454932l3199132,2108031r,746125l,2854156,,2108031r2,l2,652839,1599250,xe" o:gfxdata="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">
                   <v:stroke joinstyle="miter"/>
                   <v:path arrowok="t" o:connecttype="custom" o:connectlocs="1599249,0;3199130,652992;3199130,2107687;3199130,2107687;3199130,2853690;0,2853690;0,2107687;2,2107687;2,652732" o:connectangles="0,0,0,0,0,0,0,0,0"/>
                 </v:shape>
-                <v:shape id="Freeform: Shape 18" o:spid="_x0000_s1032" style="position:absolute;left:64314;top:36915;width:31364;height:31928;rotation:-90;visibility:visible;mso-wrap-style:square;v-text-anchor:middle" coordsize="3120391,3199765" o:gfxdata="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" path="m3120391,1599883l2467292,3199765,,3199765r,-635l1854517,3199130,2507616,1599248,1854777,r612516,l3120391,1599883xe" fillcolor="#ffb583 [1301]" stroked="f" strokeweight="1pt">
+                <v:shape id="Freeform: Shape 18" style="position:absolute;left:64314;top:36915;width:31364;height:31928;rotation:-90;visibility:visible;mso-wrap-style:square;v-text-anchor:middle" coordsize="3120391,3199765" o:spid="_x0000_s1032" fillcolor="#ffb583 [1301]" stroked="f" strokeweight="1pt" path="m3120391,1599883l2467292,3199765,,3199765r,-635l1854517,3199130,2507616,1599248,1854777,r612516,l3120391,1599883xe" o:gfxdata="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">
                   <v:fill opacity="32896f"/>
                   <v:stroke joinstyle="miter"/>
                   <v:path arrowok="t" o:connecttype="custom" o:connectlocs="3136392,1596416;2479944,3192831;0,3192831;0,3192197;1864027,3192197;2520475,1595782;1864288,0;2479945,0;3136392,1596416" o:connectangles="0,0,0,0,0,0,0,0,0"/>
                 </v:shape>
-                <v:rect id="Rectangle 40" o:spid="_x0000_s1033" style="position:absolute;top:50074;width:32004;height:22857;visibility:visible;mso-wrap-style:square;v-text-anchor:middle" o:gfxdata="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" fillcolor="#0e2841 [3215]" stroked="f" strokeweight="1pt"/>
-                <v:rect id="Rectangle 40" o:spid="_x0000_s1034" alt="Geometric Building" style="position:absolute;top:50074;width:31873;height:22784;visibility:visible;mso-wrap-style:square;v-text-anchor:middle" o:gfxdata="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" stroked="f" strokeweight="1pt">
-                  <v:fill r:id="rId14" o:title="Geometric Building" opacity=".5" recolor="t" rotate="t" type="frame"/>
+                <v:rect id="Rectangle 40" style="position:absolute;top:50074;width:32004;height:22857;visibility:visible;mso-wrap-style:square;v-text-anchor:middle" o:spid="_x0000_s1033" fillcolor="#0e2841 [3215]" stroked="f" strokeweight="1pt" o:gfxdata="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"/>
+                <v:rect id="Rectangle 40" style="position:absolute;top:50074;width:31873;height:22784;visibility:visible;mso-wrap-style:square;v-text-anchor:middle" alt="Geometric Building" o:spid="_x0000_s1034" stroked="f" strokeweight="1pt" o:gfxdata="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">
+                  <v:fill type="frame" opacity=".5" o:title="Geometric Building" recolor="t" rotate="t" r:id="rId14"/>
                 </v:rect>
                 <w10:wrap anchorx="page"/>
                 <w10:anchorlock/>
@@ -1183,10 +1183,10 @@
                 </mc:Choice>
                 <mc:Fallback>
                   <w:pict>
-                    <v:shape w14:anchorId="0B593C5F" id="Frame 21" o:spid="_x0000_s1026" alt="Insert Logo here" style="width:131.95pt;height:130.2pt;visibility:visible;mso-wrap-style:square;mso-left-percent:-10001;mso-top-percent:-10001;mso-position-horizontal:absolute;mso-position-horizontal-relative:char;mso-position-vertical:absolute;mso-position-vertical-relative:line;mso-left-percent:-10001;mso-top-percent:-10001;v-text-anchor:middle" coordsize="1675573,1653766" o:spt="100" o:gfxdata="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" adj="-11796480,,5400" path="m,l1675573,r,1653766l,1653766,,xm111547,111547r,1430672l1564026,1542219r,-1430672l111547,111547xe" fillcolor="white [3212]" stroked="f" strokeweight="1pt">
+                    <v:shape id="Frame 21" style="width:131.95pt;height:130.2pt;visibility:visible;mso-wrap-style:square;mso-left-percent:-10001;mso-top-percent:-10001;mso-position-horizontal:absolute;mso-position-horizontal-relative:char;mso-position-vertical:absolute;mso-position-vertical-relative:line;mso-left-percent:-10001;mso-top-percent:-10001;v-text-anchor:middle" alt="Insert Logo here" coordsize="1675573,1653766" o:spid="_x0000_s1026" fillcolor="white [3212]" stroked="f" strokeweight="1pt" o:spt="100" adj="-11796480,,5400" path="m,l1675573,r,1653766l,1653766,,xm111547,111547r,1430672l1564026,1542219r,-1430672l111547,111547xe" o:gfxdata="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" w14:anchorId="0B593C5F">
                       <v:stroke joinstyle="miter"/>
                       <v:formulas/>
-                      <v:path arrowok="t" o:connecttype="custom" o:connectlocs="0,0;1675573,0;1675573,1653766;0,1653766;0,0;111547,111547;111547,1542219;1564026,1542219;1564026,111547;111547,111547" o:connectangles="0,0,0,0,0,0,0,0,0,0" textboxrect="0,0,1675573,1653766"/>
+                      <v:path textboxrect="0,0,1675573,1653766" arrowok="t" o:connecttype="custom" o:connectlocs="0,0;1675573,0;1675573,1653766;0,1653766;0,0;111547,111547;111547,1542219;1564026,1542219;1564026,111547;111547,111547" o:connectangles="0,0,0,0,0,0,0,0,0,0"/>
                       <v:textbox>
                         <w:txbxContent>
                           <w:p>
@@ -1255,7 +1255,7 @@
         <mc:AlternateContent>
           <mc:Choice Requires="wpg">
             <w:drawing>
-              <wp:anchor distT="0" distB="0" distL="114300" distR="114300" simplePos="0" relativeHeight="251661312" behindDoc="1" locked="1" layoutInCell="1" allowOverlap="1" wp14:anchorId="7AC06587" wp14:editId="68607D5E">
+              <wp:anchor distT="0" distB="0" distL="114300" distR="114300" simplePos="0" relativeHeight="251661312" behindDoc="1" locked="1" layoutInCell="1" allowOverlap="1" wp14:editId="68607D5E" wp14:anchorId="7AC06587">
                 <wp:simplePos x="0" y="0"/>
                 <wp:positionH relativeFrom="page">
                   <wp:posOffset>220980</wp:posOffset>
@@ -1840,27 +1840,27 @@
           </mc:Choice>
           <mc:Fallback>
             <w:pict>
-              <v:group w14:anchorId="210BBE7C" id="Group 22" o:spid="_x0000_s1026" alt="Images and shapes of background" style="position:absolute;margin-left:17.4pt;margin-top:19.2pt;width:756.35pt;height:574.6pt;z-index:-251655168;mso-width-percent:955;mso-height-percent:940;mso-position-horizontal-relative:page;mso-width-percent:955;mso-height-percent:940" coordsize="96120,73013" o:gfxdata="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">
-                <v:rect id="Rectangle 40" o:spid="_x0000_s1027" style="position:absolute;top:41910;width:64008;height:30885;visibility:visible;mso-wrap-style:square;v-text-anchor:middle" o:gfxdata="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" fillcolor="#0e2841 [3215]" stroked="f" strokeweight="1pt"/>
-                <v:rect id="Rectangle 40" o:spid="_x0000_s1028" style="position:absolute;left:64116;top:108;width:32004;height:11507;visibility:visible;mso-wrap-style:square;v-text-anchor:middle" o:gfxdata="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" fillcolor="#0e2841 [3215]" stroked="f" strokeweight="1pt"/>
-                <v:rect id="Rectangle 40" o:spid="_x0000_s1029" alt="Worms eye view of city scape" style="position:absolute;left:108;top:42127;width:64008;height:30886;visibility:visible;mso-wrap-style:square;v-text-anchor:middle" o:gfxdata="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" stroked="f" strokeweight="1pt">
-                  <v:fill r:id="rId18" o:title="Worms eye view of city scape" opacity=".5" recolor="t" rotate="t" type="frame"/>
+              <v:group id="Group 22" style="position:absolute;margin-left:17.4pt;margin-top:19.2pt;width:756.35pt;height:574.6pt;z-index:-251655168;mso-width-percent:955;mso-height-percent:940;mso-position-horizontal-relative:page;mso-width-percent:955;mso-height-percent:940" alt="Images and shapes of background" coordsize="96120,73013" o:spid="_x0000_s1026" o:gfxdata="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